--- a/www/questionnaire.docx
+++ b/www/questionnaire.docx
@@ -4069,13 +4069,13 @@
 </file>
 
 <file path=customXml/itemProps1.xml><?xml version="1.0" encoding="utf-8"?>
-<ds:datastoreItem xmlns:ds="http://schemas.openxmlformats.org/officeDocument/2006/customXml" ds:itemID="{2DE9A722-B325-481E-80CA-635284EDE899}"/>
+<ds:datastoreItem xmlns:ds="http://schemas.openxmlformats.org/officeDocument/2006/customXml" ds:itemID="{D643E658-54FA-4B92-A11E-2AC4D2B88E37}"/>
 </file>
 
 <file path=customXml/itemProps2.xml><?xml version="1.0" encoding="utf-8"?>
-<ds:datastoreItem xmlns:ds="http://schemas.openxmlformats.org/officeDocument/2006/customXml" ds:itemID="{C6DF7699-901A-4842-85C7-CBED45D878D1}"/>
+<ds:datastoreItem xmlns:ds="http://schemas.openxmlformats.org/officeDocument/2006/customXml" ds:itemID="{32852B17-4729-41C1-AE85-618431549BCB}"/>
 </file>
 
 <file path=customXml/itemProps3.xml><?xml version="1.0" encoding="utf-8"?>
-<ds:datastoreItem xmlns:ds="http://schemas.openxmlformats.org/officeDocument/2006/customXml" ds:itemID="{124D7A52-904D-4CE5-B5E7-8E17D194E87D}"/>
+<ds:datastoreItem xmlns:ds="http://schemas.openxmlformats.org/officeDocument/2006/customXml" ds:itemID="{ACABFEF3-D15E-4F5E-832F-999E9CF4FE40}"/>
 </file>
--- a/www/questionnaire.docx
+++ b/www/questionnaire.docx
@@ -4069,13 +4069,13 @@
 </file>
 
 <file path=customXml/itemProps1.xml><?xml version="1.0" encoding="utf-8"?>
-<ds:datastoreItem xmlns:ds="http://schemas.openxmlformats.org/officeDocument/2006/customXml" ds:itemID="{D643E658-54FA-4B92-A11E-2AC4D2B88E37}"/>
+<ds:datastoreItem xmlns:ds="http://schemas.openxmlformats.org/officeDocument/2006/customXml" ds:itemID="{67CAE205-D436-4DE1-945B-D023C5808143}"/>
 </file>
 
 <file path=customXml/itemProps2.xml><?xml version="1.0" encoding="utf-8"?>
-<ds:datastoreItem xmlns:ds="http://schemas.openxmlformats.org/officeDocument/2006/customXml" ds:itemID="{32852B17-4729-41C1-AE85-618431549BCB}"/>
+<ds:datastoreItem xmlns:ds="http://schemas.openxmlformats.org/officeDocument/2006/customXml" ds:itemID="{43469E47-5AB1-4732-9597-2B919D4FF7FF}"/>
 </file>
 
 <file path=customXml/itemProps3.xml><?xml version="1.0" encoding="utf-8"?>
-<ds:datastoreItem xmlns:ds="http://schemas.openxmlformats.org/officeDocument/2006/customXml" ds:itemID="{ACABFEF3-D15E-4F5E-832F-999E9CF4FE40}"/>
+<ds:datastoreItem xmlns:ds="http://schemas.openxmlformats.org/officeDocument/2006/customXml" ds:itemID="{FED57057-06BC-4C95-83D1-E1A0A6BE17D2}"/>
 </file>
--- a/www/questionnaire.docx
+++ b/www/questionnaire.docx
@@ -3845,237 +3845,4 @@
     </a:ext>
   </a:extLst>
 </a:theme>
-</file>
-
-<file path=customXml/item1.xml><?xml version="1.0" encoding="utf-8"?>
-<ct:contentTypeSchema xmlns:ct="http://schemas.microsoft.com/office/2006/metadata/contentType" xmlns:ma="http://schemas.microsoft.com/office/2006/metadata/properties/metaAttributes" ct:_="" ma:_="" ma:contentTypeName="Document" ma:contentTypeID="0x0101006AAA32E7549EE6449AC68337FF671C5A" ma:contentTypeVersion="12" ma:contentTypeDescription="Create a new document." ma:contentTypeScope="" ma:versionID="5b725368af9e92254b31af2044252fac">
-  <xsd:schema xmlns:xsd="http://www.w3.org/2001/XMLSchema" xmlns:xs="http://www.w3.org/2001/XMLSchema" xmlns:p="http://schemas.microsoft.com/office/2006/metadata/properties" xmlns:ns2="03e19825-731a-404b-84c3-310fff85d1a8" xmlns:ns3="a675dd88-c1ff-478a-b60f-ff004313760b" targetNamespace="http://schemas.microsoft.com/office/2006/metadata/properties" ma:root="true" ma:fieldsID="de1faf0135fd982ba30b50c3b754e7cb" ns2:_="" ns3:_="">
-    <xsd:import namespace="03e19825-731a-404b-84c3-310fff85d1a8"/>
-    <xsd:import namespace="a675dd88-c1ff-478a-b60f-ff004313760b"/>
-    <xsd:element name="properties">
-      <xsd:complexType>
-        <xsd:sequence>
-          <xsd:element name="documentManagement">
-            <xsd:complexType>
-              <xsd:all>
-                <xsd:element ref="ns2:MediaServiceMetadata" minOccurs="0"/>
-                <xsd:element ref="ns2:MediaServiceFastMetadata" minOccurs="0"/>
-                <xsd:element ref="ns2:MediaServiceSearchProperties" minOccurs="0"/>
-                <xsd:element ref="ns2:MediaServiceDateTaken" minOccurs="0"/>
-                <xsd:element ref="ns2:lcf76f155ced4ddcb4097134ff3c332f" minOccurs="0"/>
-                <xsd:element ref="ns3:TaxCatchAll" minOccurs="0"/>
-                <xsd:element ref="ns2:MediaServiceGenerationTime" minOccurs="0"/>
-                <xsd:element ref="ns2:MediaServiceEventHashCode" minOccurs="0"/>
-                <xsd:element ref="ns2:MediaServiceOCR" minOccurs="0"/>
-                <xsd:element ref="ns2:MediaLengthInSeconds" minOccurs="0"/>
-                <xsd:element ref="ns2:MediaServiceLocation" minOccurs="0"/>
-              </xsd:all>
-            </xsd:complexType>
-          </xsd:element>
-        </xsd:sequence>
-      </xsd:complexType>
-    </xsd:element>
-  </xsd:schema>
-  <xsd:schema xmlns:xsd="http://www.w3.org/2001/XMLSchema" xmlns:xs="http://www.w3.org/2001/XMLSchema" xmlns:dms="http://schemas.microsoft.com/office/2006/documentManagement/types" xmlns:pc="http://schemas.microsoft.com/office/infopath/2007/PartnerControls" targetNamespace="03e19825-731a-404b-84c3-310fff85d1a8" elementFormDefault="qualified">
-    <xsd:import namespace="http://schemas.microsoft.com/office/2006/documentManagement/types"/>
-    <xsd:import namespace="http://schemas.microsoft.com/office/infopath/2007/PartnerControls"/>
-    <xsd:element name="MediaServiceMetadata" ma:index="8" nillable="true" ma:displayName="MediaServiceMetadata" ma:hidden="true" ma:internalName="MediaServiceMetadata" ma:readOnly="true">
-      <xsd:simpleType>
-        <xsd:restriction base="dms:Note"/>
-      </xsd:simpleType>
-    </xsd:element>
-    <xsd:element name="MediaServiceFastMetadata" ma:index="9" nillable="true" ma:displayName="MediaServiceFastMetadata" ma:hidden="true" ma:internalName="MediaServiceFastMetadata" ma:readOnly="true">
-      <xsd:simpleType>
-        <xsd:restriction base="dms:Note"/>
-      </xsd:simpleType>
-    </xsd:element>
-    <xsd:element name="MediaServiceSearchProperties" ma:index="10" nillable="true" ma:displayName="MediaServiceSearchProperties" ma:hidden="true" ma:internalName="MediaServiceSearchProperties" ma:readOnly="true">
-      <xsd:simpleType>
-        <xsd:restriction base="dms:Note"/>
-      </xsd:simpleType>
-    </xsd:element>
-    <xsd:element name="MediaServiceDateTaken" ma:index="11" nillable="true" ma:displayName="MediaServiceDateTaken" ma:hidden="true" ma:indexed="true" ma:internalName="MediaServiceDateTaken" ma:readOnly="true">
-      <xsd:simpleType>
-        <xsd:restriction base="dms:Text"/>
-      </xsd:simpleType>
-    </xsd:element>
-    <xsd:element name="lcf76f155ced4ddcb4097134ff3c332f" ma:index="13" nillable="true" ma:taxonomy="true" ma:internalName="lcf76f155ced4ddcb4097134ff3c332f" ma:taxonomyFieldName="MediaServiceImageTags" ma:displayName="Image Tags" ma:readOnly="false" ma:fieldId="{5cf76f15-5ced-4ddc-b409-7134ff3c332f}" ma:taxonomyMulti="true" ma:sspId="41616629-9183-4d38-9e3a-f9db27d53a26" ma:termSetId="09814cd3-568e-fe90-9814-8d621ff8fb84" ma:anchorId="fba54fb3-c3e1-fe81-a776-ca4b69148c4d" ma:open="true" ma:isKeyword="false">
-      <xsd:complexType>
-        <xsd:sequence>
-          <xsd:element ref="pc:Terms" minOccurs="0" maxOccurs="1"/>
-        </xsd:sequence>
-      </xsd:complexType>
-    </xsd:element>
-    <xsd:element name="MediaServiceGenerationTime" ma:index="15" nillable="true" ma:displayName="MediaServiceGenerationTime" ma:hidden="true" ma:internalName="MediaServiceGenerationTime" ma:readOnly="true">
-      <xsd:simpleType>
-        <xsd:restriction base="dms:Text"/>
-      </xsd:simpleType>
-    </xsd:element>
-    <xsd:element name="MediaServiceEventHashCode" ma:index="16" nillable="true" ma:displayName="MediaServiceEventHashCode" ma:hidden="true" ma:internalName="MediaServiceEventHashCode" ma:readOnly="true">
-      <xsd:simpleType>
-        <xsd:restriction base="dms:Text"/>
-      </xsd:simpleType>
-    </xsd:element>
-    <xsd:element name="MediaServiceOCR" ma:index="17" nillable="true" ma:displayName="Extracted Text" ma:internalName="MediaServiceOCR" ma:readOnly="true">
-      <xsd:simpleType>
-        <xsd:restriction base="dms:Note">
-          <xsd:maxLength value="255"/>
-        </xsd:restriction>
-      </xsd:simpleType>
-    </xsd:element>
-    <xsd:element name="MediaLengthInSeconds" ma:index="18" nillable="true" ma:displayName="MediaLengthInSeconds" ma:hidden="true" ma:internalName="MediaLengthInSeconds" ma:readOnly="true">
-      <xsd:simpleType>
-        <xsd:restriction base="dms:Unknown"/>
-      </xsd:simpleType>
-    </xsd:element>
-    <xsd:element name="MediaServiceLocation" ma:index="19" nillable="true" ma:displayName="Location" ma:indexed="true" ma:internalName="MediaServiceLocation" ma:readOnly="true">
-      <xsd:simpleType>
-        <xsd:restriction base="dms:Text"/>
-      </xsd:simpleType>
-    </xsd:element>
-  </xsd:schema>
-  <xsd:schema xmlns:xsd="http://www.w3.org/2001/XMLSchema" xmlns:xs="http://www.w3.org/2001/XMLSchema" xmlns:dms="http://schemas.microsoft.com/office/2006/documentManagement/types" xmlns:pc="http://schemas.microsoft.com/office/infopath/2007/PartnerControls" targetNamespace="a675dd88-c1ff-478a-b60f-ff004313760b" elementFormDefault="qualified">
-    <xsd:import namespace="http://schemas.microsoft.com/office/2006/documentManagement/types"/>
-    <xsd:import namespace="http://schemas.microsoft.com/office/infopath/2007/PartnerControls"/>
-    <xsd:element name="TaxCatchAll" ma:index="14" nillable="true" ma:displayName="Taxonomy Catch All Column" ma:hidden="true" ma:list="{fee70d54-65c2-44e4-aa1e-ee2a67be174e}" ma:internalName="TaxCatchAll" ma:showField="CatchAllData" ma:web="a675dd88-c1ff-478a-b60f-ff004313760b">
-      <xsd:complexType>
-        <xsd:complexContent>
-          <xsd:extension base="dms:MultiChoiceLookup">
-            <xsd:sequence>
-              <xsd:element name="Value" type="dms:Lookup" maxOccurs="unbounded" minOccurs="0" nillable="true"/>
-            </xsd:sequence>
-          </xsd:extension>
-        </xsd:complexContent>
-      </xsd:complexType>
-    </xsd:element>
-  </xsd:schema>
-  <xsd:schema xmlns="http://schemas.openxmlformats.org/package/2006/metadata/core-properties" xmlns:xsd="http://www.w3.org/2001/XMLSchema" xmlns:xsi="http://www.w3.org/2001/XMLSchema-instance" xmlns:dc="http://purl.org/dc/elements/1.1/" xmlns:dcterms="http://purl.org/dc/terms/" xmlns:odoc="http://schemas.microsoft.com/internal/obd" targetNamespace="http://schemas.openxmlformats.org/package/2006/metadata/core-properties" elementFormDefault="qualified" attributeFormDefault="unqualified" blockDefault="#all">
-    <xsd:import namespace="http://purl.org/dc/elements/1.1/" schemaLocation="http://dublincore.org/schemas/xmls/qdc/2003/04/02/dc.xsd"/>
-    <xsd:import namespace="http://purl.org/dc/terms/" schemaLocation="http://dublincore.org/schemas/xmls/qdc/2003/04/02/dcterms.xsd"/>
-    <xsd:element name="coreProperties" type="CT_coreProperties"/>
-    <xsd:complexType name="CT_coreProperties">
-      <xsd:all>
-        <xsd:element ref="dc:creator" minOccurs="0" maxOccurs="1"/>
-        <xsd:element ref="dcterms:created" minOccurs="0" maxOccurs="1"/>
-        <xsd:element ref="dc:identifier" minOccurs="0" maxOccurs="1"/>
-        <xsd:element name="contentType" minOccurs="0" maxOccurs="1" type="xsd:string" ma:index="0" ma:displayName="Content Type"/>
-        <xsd:element ref="dc:title" minOccurs="0" maxOccurs="1" ma:index="4" ma:displayName="Title"/>
-        <xsd:element ref="dc:subject" minOccurs="0" maxOccurs="1"/>
-        <xsd:element ref="dc:description" minOccurs="0" maxOccurs="1"/>
-        <xsd:element name="keywords" minOccurs="0" maxOccurs="1" type="xsd:string"/>
-        <xsd:element ref="dc:language" minOccurs="0" maxOccurs="1"/>
-        <xsd:element name="category" minOccurs="0" maxOccurs="1" type="xsd:string"/>
-        <xsd:element name="version" minOccurs="0" maxOccurs="1" type="xsd:string"/>
-        <xsd:element name="revision" minOccurs="0" maxOccurs="1" type="xsd:string">
-          <xsd:annotation>
-            <xsd:documentation>
-                        This value indicates the number of saves or revisions. The application is responsible for updating this value after each revision.
-                    </xsd:documentation>
-          </xsd:annotation>
-        </xsd:element>
-        <xsd:element name="lastModifiedBy" minOccurs="0" maxOccurs="1" type="xsd:string"/>
-        <xsd:element ref="dcterms:modified" minOccurs="0" maxOccurs="1"/>
-        <xsd:element name="contentStatus" minOccurs="0" maxOccurs="1" type="xsd:string"/>
-      </xsd:all>
-    </xsd:complexType>
-  </xsd:schema>
-  <xs:schema xmlns:pc="http://schemas.microsoft.com/office/infopath/2007/PartnerControls" xmlns:xs="http://www.w3.org/2001/XMLSchema" targetNamespace="http://schemas.microsoft.com/office/infopath/2007/PartnerControls" elementFormDefault="qualified" attributeFormDefault="unqualified">
-    <xs:element name="Person">
-      <xs:complexType>
-        <xs:sequence>
-          <xs:element ref="pc:DisplayName" minOccurs="0"/>
-          <xs:element ref="pc:AccountId" minOccurs="0"/>
-          <xs:element ref="pc:AccountType" minOccurs="0"/>
-        </xs:sequence>
-      </xs:complexType>
-    </xs:element>
-    <xs:element name="DisplayName" type="xs:string"/>
-    <xs:element name="AccountId" type="xs:string"/>
-    <xs:element name="AccountType" type="xs:string"/>
-    <xs:element name="BDCAssociatedEntity">
-      <xs:complexType>
-        <xs:sequence>
-          <xs:element ref="pc:BDCEntity" minOccurs="0" maxOccurs="unbounded"/>
-        </xs:sequence>
-        <xs:attribute ref="pc:EntityNamespace"/>
-        <xs:attribute ref="pc:EntityName"/>
-        <xs:attribute ref="pc:SystemInstanceName"/>
-        <xs:attribute ref="pc:AssociationName"/>
-      </xs:complexType>
-    </xs:element>
-    <xs:attribute name="EntityNamespace" type="xs:string"/>
-    <xs:attribute name="EntityName" type="xs:string"/>
-    <xs:attribute name="SystemInstanceName" type="xs:string"/>
-    <xs:attribute name="AssociationName" type="xs:string"/>
-    <xs:element name="BDCEntity">
-      <xs:complexType>
-        <xs:sequence>
-          <xs:element ref="pc:EntityDisplayName" minOccurs="0"/>
-          <xs:element ref="pc:EntityInstanceReference" minOccurs="0"/>
-          <xs:element ref="pc:EntityId1" minOccurs="0"/>
-          <xs:element ref="pc:EntityId2" minOccurs="0"/>
-          <xs:element ref="pc:EntityId3" minOccurs="0"/>
-          <xs:element ref="pc:EntityId4" minOccurs="0"/>
-          <xs:element ref="pc:EntityId5" minOccurs="0"/>
-        </xs:sequence>
-      </xs:complexType>
-    </xs:element>
-    <xs:element name="EntityDisplayName" type="xs:string"/>
-    <xs:element name="EntityInstanceReference" type="xs:string"/>
-    <xs:element name="EntityId1" type="xs:string"/>
-    <xs:element name="EntityId2" type="xs:string"/>
-    <xs:element name="EntityId3" type="xs:string"/>
-    <xs:element name="EntityId4" type="xs:string"/>
-    <xs:element name="EntityId5" type="xs:string"/>
-    <xs:element name="Terms">
-      <xs:complexType>
-        <xs:sequence>
-          <xs:element ref="pc:TermInfo" minOccurs="0" maxOccurs="unbounded"/>
-        </xs:sequence>
-      </xs:complexType>
-    </xs:element>
-    <xs:element name="TermInfo">
-      <xs:complexType>
-        <xs:sequence>
-          <xs:element ref="pc:TermName" minOccurs="0"/>
-          <xs:element ref="pc:TermId" minOccurs="0"/>
-        </xs:sequence>
-      </xs:complexType>
-    </xs:element>
-    <xs:element name="TermName" type="xs:string"/>
-    <xs:element name="TermId" type="xs:string"/>
-  </xs:schema>
-</ct:contentTypeSchema>
-</file>
-
-<file path=customXml/item2.xml><?xml version="1.0" encoding="utf-8"?>
-<?mso-contentType ?>
-<FormTemplates xmlns="http://schemas.microsoft.com/sharepoint/v3/contenttype/forms">
-  <Display>DocumentLibraryForm</Display>
-  <Edit>DocumentLibraryForm</Edit>
-  <New>DocumentLibraryForm</New>
-</FormTemplates>
-</file>
-
-<file path=customXml/item3.xml><?xml version="1.0" encoding="utf-8"?>
-<p:properties xmlns:p="http://schemas.microsoft.com/office/2006/metadata/properties" xmlns:xsi="http://www.w3.org/2001/XMLSchema-instance" xmlns:pc="http://schemas.microsoft.com/office/infopath/2007/PartnerControls">
-  <documentManagement>
-    <lcf76f155ced4ddcb4097134ff3c332f xmlns="03e19825-731a-404b-84c3-310fff85d1a8">
-      <Terms xmlns="http://schemas.microsoft.com/office/infopath/2007/PartnerControls"/>
-    </lcf76f155ced4ddcb4097134ff3c332f>
-    <TaxCatchAll xmlns="a675dd88-c1ff-478a-b60f-ff004313760b" xsi:nil="true"/>
-  </documentManagement>
-</p:properties>
-</file>
-
-<file path=customXml/itemProps1.xml><?xml version="1.0" encoding="utf-8"?>
-<ds:datastoreItem xmlns:ds="http://schemas.openxmlformats.org/officeDocument/2006/customXml" ds:itemID="{67CAE205-D436-4DE1-945B-D023C5808143}"/>
-</file>
-
-<file path=customXml/itemProps2.xml><?xml version="1.0" encoding="utf-8"?>
-<ds:datastoreItem xmlns:ds="http://schemas.openxmlformats.org/officeDocument/2006/customXml" ds:itemID="{43469E47-5AB1-4732-9597-2B919D4FF7FF}"/>
-</file>
-
-<file path=customXml/itemProps3.xml><?xml version="1.0" encoding="utf-8"?>
-<ds:datastoreItem xmlns:ds="http://schemas.openxmlformats.org/officeDocument/2006/customXml" ds:itemID="{FED57057-06BC-4C95-83D1-E1A0A6BE17D2}"/>
 </file>
--- a/www/questionnaire.docx
+++ b/www/questionnaire.docx
@@ -3845,4 +3845,237 @@
     </a:ext>
   </a:extLst>
 </a:theme>
+</file>
+
+<file path=customXml/item1.xml><?xml version="1.0" encoding="utf-8"?>
+<ct:contentTypeSchema xmlns:ct="http://schemas.microsoft.com/office/2006/metadata/contentType" xmlns:ma="http://schemas.microsoft.com/office/2006/metadata/properties/metaAttributes" ct:_="" ma:_="" ma:contentTypeName="Document" ma:contentTypeID="0x0101006AAA32E7549EE6449AC68337FF671C5A" ma:contentTypeVersion="12" ma:contentTypeDescription="Create a new document." ma:contentTypeScope="" ma:versionID="5b725368af9e92254b31af2044252fac">
+  <xsd:schema xmlns:xsd="http://www.w3.org/2001/XMLSchema" xmlns:xs="http://www.w3.org/2001/XMLSchema" xmlns:p="http://schemas.microsoft.com/office/2006/metadata/properties" xmlns:ns2="03e19825-731a-404b-84c3-310fff85d1a8" xmlns:ns3="a675dd88-c1ff-478a-b60f-ff004313760b" targetNamespace="http://schemas.microsoft.com/office/2006/metadata/properties" ma:root="true" ma:fieldsID="de1faf0135fd982ba30b50c3b754e7cb" ns2:_="" ns3:_="">
+    <xsd:import namespace="03e19825-731a-404b-84c3-310fff85d1a8"/>
+    <xsd:import namespace="a675dd88-c1ff-478a-b60f-ff004313760b"/>
+    <xsd:element name="properties">
+      <xsd:complexType>
+        <xsd:sequence>
+          <xsd:element name="documentManagement">
+            <xsd:complexType>
+              <xsd:all>
+                <xsd:element ref="ns2:MediaServiceMetadata" minOccurs="0"/>
+                <xsd:element ref="ns2:MediaServiceFastMetadata" minOccurs="0"/>
+                <xsd:element ref="ns2:MediaServiceSearchProperties" minOccurs="0"/>
+                <xsd:element ref="ns2:MediaServiceDateTaken" minOccurs="0"/>
+                <xsd:element ref="ns2:lcf76f155ced4ddcb4097134ff3c332f" minOccurs="0"/>
+                <xsd:element ref="ns3:TaxCatchAll" minOccurs="0"/>
+                <xsd:element ref="ns2:MediaServiceGenerationTime" minOccurs="0"/>
+                <xsd:element ref="ns2:MediaServiceEventHashCode" minOccurs="0"/>
+                <xsd:element ref="ns2:MediaServiceOCR" minOccurs="0"/>
+                <xsd:element ref="ns2:MediaLengthInSeconds" minOccurs="0"/>
+                <xsd:element ref="ns2:MediaServiceLocation" minOccurs="0"/>
+              </xsd:all>
+            </xsd:complexType>
+          </xsd:element>
+        </xsd:sequence>
+      </xsd:complexType>
+    </xsd:element>
+  </xsd:schema>
+  <xsd:schema xmlns:xsd="http://www.w3.org/2001/XMLSchema" xmlns:xs="http://www.w3.org/2001/XMLSchema" xmlns:dms="http://schemas.microsoft.com/office/2006/documentManagement/types" xmlns:pc="http://schemas.microsoft.com/office/infopath/2007/PartnerControls" targetNamespace="03e19825-731a-404b-84c3-310fff85d1a8" elementFormDefault="qualified">
+    <xsd:import namespace="http://schemas.microsoft.com/office/2006/documentManagement/types"/>
+    <xsd:import namespace="http://schemas.microsoft.com/office/infopath/2007/PartnerControls"/>
+    <xsd:element name="MediaServiceMetadata" ma:index="8" nillable="true" ma:displayName="MediaServiceMetadata" ma:hidden="true" ma:internalName="MediaServiceMetadata" ma:readOnly="true">
+      <xsd:simpleType>
+        <xsd:restriction base="dms:Note"/>
+      </xsd:simpleType>
+    </xsd:element>
+    <xsd:element name="MediaServiceFastMetadata" ma:index="9" nillable="true" ma:displayName="MediaServiceFastMetadata" ma:hidden="true" ma:internalName="MediaServiceFastMetadata" ma:readOnly="true">
+      <xsd:simpleType>
+        <xsd:restriction base="dms:Note"/>
+      </xsd:simpleType>
+    </xsd:element>
+    <xsd:element name="MediaServiceSearchProperties" ma:index="10" nillable="true" ma:displayName="MediaServiceSearchProperties" ma:hidden="true" ma:internalName="MediaServiceSearchProperties" ma:readOnly="true">
+      <xsd:simpleType>
+        <xsd:restriction base="dms:Note"/>
+      </xsd:simpleType>
+    </xsd:element>
+    <xsd:element name="MediaServiceDateTaken" ma:index="11" nillable="true" ma:displayName="MediaServiceDateTaken" ma:hidden="true" ma:indexed="true" ma:internalName="MediaServiceDateTaken" ma:readOnly="true">
+      <xsd:simpleType>
+        <xsd:restriction base="dms:Text"/>
+      </xsd:simpleType>
+    </xsd:element>
+    <xsd:element name="lcf76f155ced4ddcb4097134ff3c332f" ma:index="13" nillable="true" ma:taxonomy="true" ma:internalName="lcf76f155ced4ddcb4097134ff3c332f" ma:taxonomyFieldName="MediaServiceImageTags" ma:displayName="Image Tags" ma:readOnly="false" ma:fieldId="{5cf76f15-5ced-4ddc-b409-7134ff3c332f}" ma:taxonomyMulti="true" ma:sspId="41616629-9183-4d38-9e3a-f9db27d53a26" ma:termSetId="09814cd3-568e-fe90-9814-8d621ff8fb84" ma:anchorId="fba54fb3-c3e1-fe81-a776-ca4b69148c4d" ma:open="true" ma:isKeyword="false">
+      <xsd:complexType>
+        <xsd:sequence>
+          <xsd:element ref="pc:Terms" minOccurs="0" maxOccurs="1"/>
+        </xsd:sequence>
+      </xsd:complexType>
+    </xsd:element>
+    <xsd:element name="MediaServiceGenerationTime" ma:index="15" nillable="true" ma:displayName="MediaServiceGenerationTime" ma:hidden="true" ma:internalName="MediaServiceGenerationTime" ma:readOnly="true">
+      <xsd:simpleType>
+        <xsd:restriction base="dms:Text"/>
+      </xsd:simpleType>
+    </xsd:element>
+    <xsd:element name="MediaServiceEventHashCode" ma:index="16" nillable="true" ma:displayName="MediaServiceEventHashCode" ma:hidden="true" ma:internalName="MediaServiceEventHashCode" ma:readOnly="true">
+      <xsd:simpleType>
+        <xsd:restriction base="dms:Text"/>
+      </xsd:simpleType>
+    </xsd:element>
+    <xsd:element name="MediaServiceOCR" ma:index="17" nillable="true" ma:displayName="Extracted Text" ma:internalName="MediaServiceOCR" ma:readOnly="true">
+      <xsd:simpleType>
+        <xsd:restriction base="dms:Note">
+          <xsd:maxLength value="255"/>
+        </xsd:restriction>
+      </xsd:simpleType>
+    </xsd:element>
+    <xsd:element name="MediaLengthInSeconds" ma:index="18" nillable="true" ma:displayName="MediaLengthInSeconds" ma:hidden="true" ma:internalName="MediaLengthInSeconds" ma:readOnly="true">
+      <xsd:simpleType>
+        <xsd:restriction base="dms:Unknown"/>
+      </xsd:simpleType>
+    </xsd:element>
+    <xsd:element name="MediaServiceLocation" ma:index="19" nillable="true" ma:displayName="Location" ma:indexed="true" ma:internalName="MediaServiceLocation" ma:readOnly="true">
+      <xsd:simpleType>
+        <xsd:restriction base="dms:Text"/>
+      </xsd:simpleType>
+    </xsd:element>
+  </xsd:schema>
+  <xsd:schema xmlns:xsd="http://www.w3.org/2001/XMLSchema" xmlns:xs="http://www.w3.org/2001/XMLSchema" xmlns:dms="http://schemas.microsoft.com/office/2006/documentManagement/types" xmlns:pc="http://schemas.microsoft.com/office/infopath/2007/PartnerControls" targetNamespace="a675dd88-c1ff-478a-b60f-ff004313760b" elementFormDefault="qualified">
+    <xsd:import namespace="http://schemas.microsoft.com/office/2006/documentManagement/types"/>
+    <xsd:import namespace="http://schemas.microsoft.com/office/infopath/2007/PartnerControls"/>
+    <xsd:element name="TaxCatchAll" ma:index="14" nillable="true" ma:displayName="Taxonomy Catch All Column" ma:hidden="true" ma:list="{fee70d54-65c2-44e4-aa1e-ee2a67be174e}" ma:internalName="TaxCatchAll" ma:showField="CatchAllData" ma:web="a675dd88-c1ff-478a-b60f-ff004313760b">
+      <xsd:complexType>
+        <xsd:complexContent>
+          <xsd:extension base="dms:MultiChoiceLookup">
+            <xsd:sequence>
+              <xsd:element name="Value" type="dms:Lookup" maxOccurs="unbounded" minOccurs="0" nillable="true"/>
+            </xsd:sequence>
+          </xsd:extension>
+        </xsd:complexContent>
+      </xsd:complexType>
+    </xsd:element>
+  </xsd:schema>
+  <xsd:schema xmlns="http://schemas.openxmlformats.org/package/2006/metadata/core-properties" xmlns:xsd="http://www.w3.org/2001/XMLSchema" xmlns:xsi="http://www.w3.org/2001/XMLSchema-instance" xmlns:dc="http://purl.org/dc/elements/1.1/" xmlns:dcterms="http://purl.org/dc/terms/" xmlns:odoc="http://schemas.microsoft.com/internal/obd" targetNamespace="http://schemas.openxmlformats.org/package/2006/metadata/core-properties" elementFormDefault="qualified" attributeFormDefault="unqualified" blockDefault="#all">
+    <xsd:import namespace="http://purl.org/dc/elements/1.1/" schemaLocation="http://dublincore.org/schemas/xmls/qdc/2003/04/02/dc.xsd"/>
+    <xsd:import namespace="http://purl.org/dc/terms/" schemaLocation="http://dublincore.org/schemas/xmls/qdc/2003/04/02/dcterms.xsd"/>
+    <xsd:element name="coreProperties" type="CT_coreProperties"/>
+    <xsd:complexType name="CT_coreProperties">
+      <xsd:all>
+        <xsd:element ref="dc:creator" minOccurs="0" maxOccurs="1"/>
+        <xsd:element ref="dcterms:created" minOccurs="0" maxOccurs="1"/>
+        <xsd:element ref="dc:identifier" minOccurs="0" maxOccurs="1"/>
+        <xsd:element name="contentType" minOccurs="0" maxOccurs="1" type="xsd:string" ma:index="0" ma:displayName="Content Type"/>
+        <xsd:element ref="dc:title" minOccurs="0" maxOccurs="1" ma:index="4" ma:displayName="Title"/>
+        <xsd:element ref="dc:subject" minOccurs="0" maxOccurs="1"/>
+        <xsd:element ref="dc:description" minOccurs="0" maxOccurs="1"/>
+        <xsd:element name="keywords" minOccurs="0" maxOccurs="1" type="xsd:string"/>
+        <xsd:element ref="dc:language" minOccurs="0" maxOccurs="1"/>
+        <xsd:element name="category" minOccurs="0" maxOccurs="1" type="xsd:string"/>
+        <xsd:element name="version" minOccurs="0" maxOccurs="1" type="xsd:string"/>
+        <xsd:element name="revision" minOccurs="0" maxOccurs="1" type="xsd:string">
+          <xsd:annotation>
+            <xsd:documentation>
+                        This value indicates the number of saves or revisions. The application is responsible for updating this value after each revision.
+                    </xsd:documentation>
+          </xsd:annotation>
+        </xsd:element>
+        <xsd:element name="lastModifiedBy" minOccurs="0" maxOccurs="1" type="xsd:string"/>
+        <xsd:element ref="dcterms:modified" minOccurs="0" maxOccurs="1"/>
+        <xsd:element name="contentStatus" minOccurs="0" maxOccurs="1" type="xsd:string"/>
+      </xsd:all>
+    </xsd:complexType>
+  </xsd:schema>
+  <xs:schema xmlns:pc="http://schemas.microsoft.com/office/infopath/2007/PartnerControls" xmlns:xs="http://www.w3.org/2001/XMLSchema" targetNamespace="http://schemas.microsoft.com/office/infopath/2007/PartnerControls" elementFormDefault="qualified" attributeFormDefault="unqualified">
+    <xs:element name="Person">
+      <xs:complexType>
+        <xs:sequence>
+          <xs:element ref="pc:DisplayName" minOccurs="0"/>
+          <xs:element ref="pc:AccountId" minOccurs="0"/>
+          <xs:element ref="pc:AccountType" minOccurs="0"/>
+        </xs:sequence>
+      </xs:complexType>
+    </xs:element>
+    <xs:element name="DisplayName" type="xs:string"/>
+    <xs:element name="AccountId" type="xs:string"/>
+    <xs:element name="AccountType" type="xs:string"/>
+    <xs:element name="BDCAssociatedEntity">
+      <xs:complexType>
+        <xs:sequence>
+          <xs:element ref="pc:BDCEntity" minOccurs="0" maxOccurs="unbounded"/>
+        </xs:sequence>
+        <xs:attribute ref="pc:EntityNamespace"/>
+        <xs:attribute ref="pc:EntityName"/>
+        <xs:attribute ref="pc:SystemInstanceName"/>
+        <xs:attribute ref="pc:AssociationName"/>
+      </xs:complexType>
+    </xs:element>
+    <xs:attribute name="EntityNamespace" type="xs:string"/>
+    <xs:attribute name="EntityName" type="xs:string"/>
+    <xs:attribute name="SystemInstanceName" type="xs:string"/>
+    <xs:attribute name="AssociationName" type="xs:string"/>
+    <xs:element name="BDCEntity">
+      <xs:complexType>
+        <xs:sequence>
+          <xs:element ref="pc:EntityDisplayName" minOccurs="0"/>
+          <xs:element ref="pc:EntityInstanceReference" minOccurs="0"/>
+          <xs:element ref="pc:EntityId1" minOccurs="0"/>
+          <xs:element ref="pc:EntityId2" minOccurs="0"/>
+          <xs:element ref="pc:EntityId3" minOccurs="0"/>
+          <xs:element ref="pc:EntityId4" minOccurs="0"/>
+          <xs:element ref="pc:EntityId5" minOccurs="0"/>
+        </xs:sequence>
+      </xs:complexType>
+    </xs:element>
+    <xs:element name="EntityDisplayName" type="xs:string"/>
+    <xs:element name="EntityInstanceReference" type="xs:string"/>
+    <xs:element name="EntityId1" type="xs:string"/>
+    <xs:element name="EntityId2" type="xs:string"/>
+    <xs:element name="EntityId3" type="xs:string"/>
+    <xs:element name="EntityId4" type="xs:string"/>
+    <xs:element name="EntityId5" type="xs:string"/>
+    <xs:element name="Terms">
+      <xs:complexType>
+        <xs:sequence>
+          <xs:element ref="pc:TermInfo" minOccurs="0" maxOccurs="unbounded"/>
+        </xs:sequence>
+      </xs:complexType>
+    </xs:element>
+    <xs:element name="TermInfo">
+      <xs:complexType>
+        <xs:sequence>
+          <xs:element ref="pc:TermName" minOccurs="0"/>
+          <xs:element ref="pc:TermId" minOccurs="0"/>
+        </xs:sequence>
+      </xs:complexType>
+    </xs:element>
+    <xs:element name="TermName" type="xs:string"/>
+    <xs:element name="TermId" type="xs:string"/>
+  </xs:schema>
+</ct:contentTypeSchema>
+</file>
+
+<file path=customXml/item2.xml><?xml version="1.0" encoding="utf-8"?>
+<?mso-contentType ?>
+<FormTemplates xmlns="http://schemas.microsoft.com/sharepoint/v3/contenttype/forms">
+  <Display>DocumentLibraryForm</Display>
+  <Edit>DocumentLibraryForm</Edit>
+  <New>DocumentLibraryForm</New>
+</FormTemplates>
+</file>
+
+<file path=customXml/item3.xml><?xml version="1.0" encoding="utf-8"?>
+<p:properties xmlns:p="http://schemas.microsoft.com/office/2006/metadata/properties" xmlns:xsi="http://www.w3.org/2001/XMLSchema-instance" xmlns:pc="http://schemas.microsoft.com/office/infopath/2007/PartnerControls">
+  <documentManagement>
+    <lcf76f155ced4ddcb4097134ff3c332f xmlns="03e19825-731a-404b-84c3-310fff85d1a8">
+      <Terms xmlns="http://schemas.microsoft.com/office/infopath/2007/PartnerControls"/>
+    </lcf76f155ced4ddcb4097134ff3c332f>
+    <TaxCatchAll xmlns="a675dd88-c1ff-478a-b60f-ff004313760b" xsi:nil="true"/>
+  </documentManagement>
+</p:properties>
+</file>
+
+<file path=customXml/itemProps1.xml><?xml version="1.0" encoding="utf-8"?>
+<ds:datastoreItem xmlns:ds="http://schemas.openxmlformats.org/officeDocument/2006/customXml" ds:itemID="{3A3B771D-5B4D-4298-AC11-68ACDB9FA0FF}"/>
+</file>
+
+<file path=customXml/itemProps2.xml><?xml version="1.0" encoding="utf-8"?>
+<ds:datastoreItem xmlns:ds="http://schemas.openxmlformats.org/officeDocument/2006/customXml" ds:itemID="{71F774AC-08D4-42EA-8C99-BC5A91E7E1EF}"/>
+</file>
+
+<file path=customXml/itemProps3.xml><?xml version="1.0" encoding="utf-8"?>
+<ds:datastoreItem xmlns:ds="http://schemas.openxmlformats.org/officeDocument/2006/customXml" ds:itemID="{73506D32-1040-4748-8042-B4ED1EFF7E52}"/>
 </file>
--- a/www/questionnaire.docx
+++ b/www/questionnaire.docx
@@ -4069,13 +4069,13 @@
 </file>
 
 <file path=customXml/itemProps1.xml><?xml version="1.0" encoding="utf-8"?>
-<ds:datastoreItem xmlns:ds="http://schemas.openxmlformats.org/officeDocument/2006/customXml" ds:itemID="{3A3B771D-5B4D-4298-AC11-68ACDB9FA0FF}"/>
+<ds:datastoreItem xmlns:ds="http://schemas.openxmlformats.org/officeDocument/2006/customXml" ds:itemID="{BCCCBB88-1FA3-43D9-906C-1BE06BD20046}"/>
 </file>
 
 <file path=customXml/itemProps2.xml><?xml version="1.0" encoding="utf-8"?>
-<ds:datastoreItem xmlns:ds="http://schemas.openxmlformats.org/officeDocument/2006/customXml" ds:itemID="{71F774AC-08D4-42EA-8C99-BC5A91E7E1EF}"/>
+<ds:datastoreItem xmlns:ds="http://schemas.openxmlformats.org/officeDocument/2006/customXml" ds:itemID="{8DD01059-A862-4194-8741-798ED5EF6D1E}"/>
 </file>
 
 <file path=customXml/itemProps3.xml><?xml version="1.0" encoding="utf-8"?>
-<ds:datastoreItem xmlns:ds="http://schemas.openxmlformats.org/officeDocument/2006/customXml" ds:itemID="{73506D32-1040-4748-8042-B4ED1EFF7E52}"/>
+<ds:datastoreItem xmlns:ds="http://schemas.openxmlformats.org/officeDocument/2006/customXml" ds:itemID="{0E20142E-2A70-4316-B47E-5F3073E34E24}"/>
 </file>
--- a/www/questionnaire.docx
+++ b/www/questionnaire.docx
@@ -15,7 +15,7 @@
         <w:pStyle w:val="Subtitle"/>
       </w:pPr>
       <w:r>
-        <w:t xml:space="preserve">Pre-Flight Questionnaire — GMH Uncertainty Translator</w:t>
+        <w:t xml:space="preserve">Pre-Flight Questionnaire, GMH Uncertainty Translator</w:t>
       </w:r>
     </w:p>
     <w:p>
@@ -23,7 +23,7 @@
         <w:pStyle w:val="Author"/>
       </w:pPr>
       <w:r>
-        <w:t xml:space="preserve">CIAT / CGIAR Alliance — ClimateActionNetZero</w:t>
+        <w:t xml:space="preserve">CIAT / CGIAR Alliance, ClimateActionNetZero</w:t>
       </w:r>
     </w:p>
     <w:p>
@@ -61,7 +61,7 @@
         </w:r>
       </w:hyperlink>
       <w:r>
-        <w:t xml:space="preserve">. When you start the chat, paste the contents of this filled page as your first message — Claude will use it to skip the warm-up questions and go straight to inspecting your data.</w:t>
+        <w:t xml:space="preserve">. When you start the chat, paste the contents of this filled page as your first message, Claude will use it to skip the warm-up questions and go straight to inspecting your data.</w:t>
       </w:r>
     </w:p>
     <w:p>
@@ -160,7 +160,7 @@
         <w:t xml:space="preserve"> </w:t>
       </w:r>
       <w:r>
-        <w:t xml:space="preserve">(tick one — drives the IPCC BW deviation benchmark):</w:t>
+        <w:t xml:space="preserve">(tick one: drives the IPCC BW deviation benchmark):</w:t>
       </w:r>
       <w:r>
         <w:t xml:space="preserve"> </w:t>
@@ -261,7 +261,7 @@
           <w:i/>
           <w:iCs/>
         </w:rPr>
-        <w:t xml:space="preserve">If unsure, ask your national focal point or pick 2006 — the app accepts both.</w:t>
+        <w:t xml:space="preserve">If unsure, ask your national focal point or pick 2006: the app accepts both.</w:t>
       </w:r>
     </w:p>
     <w:bookmarkEnd w:id="11"/>
@@ -283,7 +283,7 @@
           <w:i/>
           <w:iCs/>
         </w:rPr>
-        <w:t xml:space="preserve">List the sub-categories your inventory splits cattle into and the approximate head count of each. You can use any names — Claude will map them to the app’s controlled vocabulary.</w:t>
+        <w:t xml:space="preserve">List the sub-categories your inventory splits cattle into and the approximate head count of each. You can use any names: Claude will map them to the app’s controlled vocabulary.</w:t>
       </w:r>
     </w:p>
     <w:tbl>
@@ -940,7 +940,7 @@
           <w:b/>
           <w:bCs/>
         </w:rPr>
-        <w:t xml:space="preserve">Optional — is the allocation itself uncertain?</w:t>
+        <w:t xml:space="preserve">Optional: is the allocation itself uncertain?</w:t>
       </w:r>
       <w:r>
         <w:t xml:space="preserve"> </w:t>
@@ -1156,7 +1156,7 @@
         </w:numPr>
       </w:pPr>
       <w:r>
-        <w:t xml:space="preserve">Animal population (head count) —</w:t>
+        <w:t xml:space="preserve">Animal population (head count):</w:t>
       </w:r>
       <w:r>
         <w:t xml:space="preserve"> </w:t>
@@ -1190,7 +1190,7 @@
         </w:numPr>
       </w:pPr>
       <w:r>
-        <w:t xml:space="preserve">Body weight (kg) —</w:t>
+        <w:t xml:space="preserve">Body weight (kg):</w:t>
       </w:r>
       <w:r>
         <w:t xml:space="preserve"> </w:t>
@@ -1211,7 +1211,7 @@
         </w:numPr>
       </w:pPr>
       <w:r>
-        <w:t xml:space="preserve">Mature body weight (kg) —</w:t>
+        <w:t xml:space="preserve">Mature body weight (kg):</w:t>
       </w:r>
       <w:r>
         <w:t xml:space="preserve"> </w:t>
@@ -1232,7 +1232,7 @@
         </w:numPr>
       </w:pPr>
       <w:r>
-        <w:t xml:space="preserve">Daily weight gain (kg/day) —</w:t>
+        <w:t xml:space="preserve">Daily weight gain (kg/day):</w:t>
       </w:r>
       <w:r>
         <w:t xml:space="preserve"> </w:t>
@@ -1253,7 +1253,7 @@
         </w:numPr>
       </w:pPr>
       <w:r>
-        <w:t xml:space="preserve">Fraction of females pregnant in the year (includes pregnant heifers) —</w:t>
+        <w:t xml:space="preserve">Fraction of females pregnant in the year (includes pregnant heifers):</w:t>
       </w:r>
       <w:r>
         <w:t xml:space="preserve"> </w:t>
@@ -1286,7 +1286,7 @@
         </w:numPr>
       </w:pPr>
       <w:r>
-        <w:t xml:space="preserve">Daily milk yield per lactating cow (kg/day) —</w:t>
+        <w:t xml:space="preserve">Daily milk yield per lactating cow (kg/day):</w:t>
       </w:r>
       <w:r>
         <w:t xml:space="preserve"> </w:t>
@@ -1307,7 +1307,7 @@
         </w:numPr>
       </w:pPr>
       <w:r>
-        <w:t xml:space="preserve">Milk fat content (%) —</w:t>
+        <w:t xml:space="preserve">Milk fat content (%):</w:t>
       </w:r>
       <w:r>
         <w:t xml:space="preserve"> </w:t>
@@ -1328,7 +1328,7 @@
         </w:numPr>
       </w:pPr>
       <w:r>
-        <w:t xml:space="preserve">Milk protein content (%) —</w:t>
+        <w:t xml:space="preserve">Milk protein content (%):</w:t>
       </w:r>
       <w:r>
         <w:t xml:space="preserve"> </w:t>
@@ -1361,7 +1361,7 @@
         </w:numPr>
       </w:pPr>
       <w:r>
-        <w:t xml:space="preserve">Digestible energy of feed (% of gross energy) —</w:t>
+        <w:t xml:space="preserve">Digestible energy of feed (% of gross energy):</w:t>
       </w:r>
       <w:r>
         <w:t xml:space="preserve"> </w:t>
@@ -1382,7 +1382,7 @@
         </w:numPr>
       </w:pPr>
       <w:r>
-        <w:t xml:space="preserve">Crude protein in feed (%) —</w:t>
+        <w:t xml:space="preserve">Crude protein in feed (%):</w:t>
       </w:r>
       <w:r>
         <w:t xml:space="preserve"> </w:t>
@@ -1415,7 +1415,7 @@
         </w:numPr>
       </w:pPr>
       <w:r>
-        <w:t xml:space="preserve">Mean winter temperature (°C) —</w:t>
+        <w:t xml:space="preserve">Mean winter temperature (°C):</w:t>
       </w:r>
       <w:r>
         <w:t xml:space="preserve"> </w:t>
@@ -1717,10 +1717,7 @@
         <w:t xml:space="preserve">(a) No uncertainty estimates</w:t>
       </w:r>
       <w:r>
-        <w:t xml:space="preserve"> </w:t>
-      </w:r>
-      <w:r>
-        <w:t xml:space="preserve">— use IPCC suggested ±% from the catalogue</w:t>
+        <w:t xml:space="preserve">: use IPCC suggested ±% from the catalogue</w:t>
       </w:r>
     </w:p>
     <w:p>
@@ -1739,10 +1736,7 @@
         <w:t xml:space="preserve">(b) Expert judgement ±%</w:t>
       </w:r>
       <w:r>
-        <w:t xml:space="preserve"> </w:t>
-      </w:r>
-      <w:r>
-        <w:t xml:space="preserve">— I’ll write a single ±% next to each value</w:t>
+        <w:t xml:space="preserve">: I’ll write a single ±% next to each value</w:t>
       </w:r>
     </w:p>
     <w:p>
@@ -1761,10 +1755,7 @@
         <w:t xml:space="preserve">(c) Measured confidence intervals</w:t>
       </w:r>
       <w:r>
-        <w:t xml:space="preserve"> </w:t>
-      </w:r>
-      <w:r>
-        <w:t xml:space="preserve">— I have explicit lower / upper bounds (or ± with sample size)</w:t>
+        <w:t xml:space="preserve">: I have explicit lower / upper bounds (or ± with sample size)</w:t>
       </w:r>
     </w:p>
     <w:p>
@@ -1783,10 +1774,7 @@
         <w:t xml:space="preserve">(d) A mix</w:t>
       </w:r>
       <w:r>
-        <w:t xml:space="preserve"> </w:t>
-      </w:r>
-      <w:r>
-        <w:t xml:space="preserve">— I’ll specify per parameter</w:t>
+        <w:t xml:space="preserve">: I’ll specify per parameter</w:t>
       </w:r>
     </w:p>
     <w:bookmarkEnd w:id="15"/>
@@ -4069,13 +4057,13 @@
 </file>
 
 <file path=customXml/itemProps1.xml><?xml version="1.0" encoding="utf-8"?>
-<ds:datastoreItem xmlns:ds="http://schemas.openxmlformats.org/officeDocument/2006/customXml" ds:itemID="{BCCCBB88-1FA3-43D9-906C-1BE06BD20046}"/>
+<ds:datastoreItem xmlns:ds="http://schemas.openxmlformats.org/officeDocument/2006/customXml" ds:itemID="{FBE52187-EA39-4499-95A9-046236496082}"/>
 </file>
 
 <file path=customXml/itemProps2.xml><?xml version="1.0" encoding="utf-8"?>
-<ds:datastoreItem xmlns:ds="http://schemas.openxmlformats.org/officeDocument/2006/customXml" ds:itemID="{8DD01059-A862-4194-8741-798ED5EF6D1E}"/>
+<ds:datastoreItem xmlns:ds="http://schemas.openxmlformats.org/officeDocument/2006/customXml" ds:itemID="{7C4D675B-7676-4419-8A7E-1CA987A1B74C}"/>
 </file>
 
 <file path=customXml/itemProps3.xml><?xml version="1.0" encoding="utf-8"?>
-<ds:datastoreItem xmlns:ds="http://schemas.openxmlformats.org/officeDocument/2006/customXml" ds:itemID="{0E20142E-2A70-4316-B47E-5F3073E34E24}"/>
+<ds:datastoreItem xmlns:ds="http://schemas.openxmlformats.org/officeDocument/2006/customXml" ds:itemID="{99A0F07F-9DA0-45D7-A8B8-7BE5F305F943}"/>
 </file>
--- a/www/questionnaire.docx
+++ b/www/questionnaire.docx
@@ -4057,13 +4057,13 @@
 </file>
 
 <file path=customXml/itemProps1.xml><?xml version="1.0" encoding="utf-8"?>
-<ds:datastoreItem xmlns:ds="http://schemas.openxmlformats.org/officeDocument/2006/customXml" ds:itemID="{FBE52187-EA39-4499-95A9-046236496082}"/>
+<ds:datastoreItem xmlns:ds="http://schemas.openxmlformats.org/officeDocument/2006/customXml" ds:itemID="{A641071E-7E5A-43BE-BFBD-F1EBB78D3B8E}"/>
 </file>
 
 <file path=customXml/itemProps2.xml><?xml version="1.0" encoding="utf-8"?>
-<ds:datastoreItem xmlns:ds="http://schemas.openxmlformats.org/officeDocument/2006/customXml" ds:itemID="{7C4D675B-7676-4419-8A7E-1CA987A1B74C}"/>
+<ds:datastoreItem xmlns:ds="http://schemas.openxmlformats.org/officeDocument/2006/customXml" ds:itemID="{B1D616AB-48DD-4842-8D2B-180D15FEAE14}"/>
 </file>
 
 <file path=customXml/itemProps3.xml><?xml version="1.0" encoding="utf-8"?>
-<ds:datastoreItem xmlns:ds="http://schemas.openxmlformats.org/officeDocument/2006/customXml" ds:itemID="{99A0F07F-9DA0-45D7-A8B8-7BE5F305F943}"/>
+<ds:datastoreItem xmlns:ds="http://schemas.openxmlformats.org/officeDocument/2006/customXml" ds:itemID="{4161FCF6-0C3F-4987-AD38-21B8269E462B}"/>
 </file>
--- a/www/questionnaire.docx
+++ b/www/questionnaire.docx
@@ -4057,13 +4057,13 @@
 </file>
 
 <file path=customXml/itemProps1.xml><?xml version="1.0" encoding="utf-8"?>
-<ds:datastoreItem xmlns:ds="http://schemas.openxmlformats.org/officeDocument/2006/customXml" ds:itemID="{A641071E-7E5A-43BE-BFBD-F1EBB78D3B8E}"/>
+<ds:datastoreItem xmlns:ds="http://schemas.openxmlformats.org/officeDocument/2006/customXml" ds:itemID="{40950F70-E1F2-4B86-B3B9-AE4A7EDF5375}"/>
 </file>
 
 <file path=customXml/itemProps2.xml><?xml version="1.0" encoding="utf-8"?>
-<ds:datastoreItem xmlns:ds="http://schemas.openxmlformats.org/officeDocument/2006/customXml" ds:itemID="{B1D616AB-48DD-4842-8D2B-180D15FEAE14}"/>
+<ds:datastoreItem xmlns:ds="http://schemas.openxmlformats.org/officeDocument/2006/customXml" ds:itemID="{1901090B-437D-4619-8562-2CE5796D6E20}"/>
 </file>
 
 <file path=customXml/itemProps3.xml><?xml version="1.0" encoding="utf-8"?>
-<ds:datastoreItem xmlns:ds="http://schemas.openxmlformats.org/officeDocument/2006/customXml" ds:itemID="{4161FCF6-0C3F-4987-AD38-21B8269E462B}"/>
+<ds:datastoreItem xmlns:ds="http://schemas.openxmlformats.org/officeDocument/2006/customXml" ds:itemID="{4E3DEF89-5E2D-4FAB-8B63-F7AEAC7456A9}"/>
 </file>
--- a/www/questionnaire.docx
+++ b/www/questionnaire.docx
@@ -4057,13 +4057,13 @@
 </file>
 
 <file path=customXml/itemProps1.xml><?xml version="1.0" encoding="utf-8"?>
-<ds:datastoreItem xmlns:ds="http://schemas.openxmlformats.org/officeDocument/2006/customXml" ds:itemID="{40950F70-E1F2-4B86-B3B9-AE4A7EDF5375}"/>
+<ds:datastoreItem xmlns:ds="http://schemas.openxmlformats.org/officeDocument/2006/customXml" ds:itemID="{A641071E-7E5A-43BE-BFBD-F1EBB78D3B8E}"/>
 </file>
 
 <file path=customXml/itemProps2.xml><?xml version="1.0" encoding="utf-8"?>
-<ds:datastoreItem xmlns:ds="http://schemas.openxmlformats.org/officeDocument/2006/customXml" ds:itemID="{1901090B-437D-4619-8562-2CE5796D6E20}"/>
+<ds:datastoreItem xmlns:ds="http://schemas.openxmlformats.org/officeDocument/2006/customXml" ds:itemID="{B1D616AB-48DD-4842-8D2B-180D15FEAE14}"/>
 </file>
 
 <file path=customXml/itemProps3.xml><?xml version="1.0" encoding="utf-8"?>
-<ds:datastoreItem xmlns:ds="http://schemas.openxmlformats.org/officeDocument/2006/customXml" ds:itemID="{4E3DEF89-5E2D-4FAB-8B63-F7AEAC7456A9}"/>
+<ds:datastoreItem xmlns:ds="http://schemas.openxmlformats.org/officeDocument/2006/customXml" ds:itemID="{4161FCF6-0C3F-4987-AD38-21B8269E462B}"/>
 </file>